--- a/REI-Recogida-de-datos/05 - Fase 3 - Informe final.docx
+++ b/REI-Recogida-de-datos/05 - Fase 3 - Informe final.docx
@@ -5,83 +5,6 @@
     <w:p>
       <w:pPr>
         <w:spacing w:line="480" w:lineRule="auto"/>
-      </w:pPr>
-    </w:p>
-    <w:p>
-      <w:pPr>
-        <w:spacing w:line="480" w:lineRule="auto"/>
-      </w:pPr>
-      <w:r>
-        <w:t>Data:</w:t>
-      </w:r>
-    </w:p>
-    <w:p>
-      <w:pPr>
-        <w:spacing w:line="480" w:lineRule="auto"/>
-      </w:pPr>
-      <w:r>
-        <w:t xml:space="preserve">Número d’ampolla: </w:t>
-      </w:r>
-      <w:r>
-        <w:tab/>
-      </w:r>
-    </w:p>
-    <w:p>
-      <w:r>
-        <w:t>Membres de l’equip:</w:t>
-      </w:r>
-      <w:r>
-        <w:tab/>
-      </w:r>
-    </w:p>
-    <w:p>
-      <w:pPr>
-        <w:pStyle w:val="ListParagraph"/>
-        <w:numPr>
-          <w:ilvl w:val="0"/>
-          <w:numId w:val="9"/>
-        </w:numPr>
-      </w:pPr>
-      <w:r>
-        <w:tab/>
-      </w:r>
-    </w:p>
-    <w:p>
-      <w:pPr>
-        <w:pStyle w:val="ListParagraph"/>
-        <w:numPr>
-          <w:ilvl w:val="0"/>
-          <w:numId w:val="9"/>
-        </w:numPr>
-      </w:pPr>
-      <w:r>
-        <w:t xml:space="preserve"> </w:t>
-      </w:r>
-    </w:p>
-    <w:p>
-      <w:pPr>
-        <w:pStyle w:val="ListParagraph"/>
-        <w:numPr>
-          <w:ilvl w:val="0"/>
-          <w:numId w:val="9"/>
-        </w:numPr>
-      </w:pPr>
-      <w:r>
-        <w:t xml:space="preserve">  </w:t>
-      </w:r>
-    </w:p>
-    <w:p>
-      <w:pPr>
-        <w:pStyle w:val="ListParagraph"/>
-        <w:numPr>
-          <w:ilvl w:val="0"/>
-          <w:numId w:val="9"/>
-        </w:numPr>
-      </w:pPr>
-    </w:p>
-    <w:p>
-      <w:pPr>
-        <w:spacing w:after="0"/>
       </w:pPr>
     </w:p>
     <w:p>
@@ -135,38 +58,67 @@
           <w:numId w:val="8"/>
         </w:numPr>
         <w:rPr>
-          <w:rFonts w:ascii="Ink Free" w:hAnsi="Ink Free"/>
-          <w:b/>
-          <w:bCs/>
+          <w:rFonts w:ascii="Arial Nova" w:hAnsi="Arial Nova"/>
+          <w:sz w:val="24"/>
+          <w:szCs w:val="24"/>
         </w:rPr>
       </w:pPr>
       <w:r>
         <w:rPr>
-          <w:rFonts w:ascii="Ink Free" w:hAnsi="Ink Free"/>
-          <w:b/>
-          <w:bCs/>
+          <w:rFonts w:ascii="Arial Nova" w:hAnsi="Arial Nova"/>
+          <w:sz w:val="24"/>
+          <w:szCs w:val="24"/>
         </w:rPr>
-        <w:t>Presentació de la resposta final sobre la composició de l’ampolla</w:t>
-      </w:r>
-    </w:p>
-    <w:p>
-      <w:pPr>
-        <w:pStyle w:val="ListParagraph"/>
-        <w:rPr>
-          <w:rFonts w:asciiTheme="majorHAnsi" w:hAnsiTheme="majorHAnsi" w:cstheme="majorHAnsi"/>
-        </w:rPr>
-      </w:pPr>
-      <w:r>
-        <w:rPr>
-          <w:rFonts w:asciiTheme="majorHAnsi" w:hAnsiTheme="majorHAnsi" w:cstheme="majorHAnsi"/>
-        </w:rPr>
-        <w:t xml:space="preserve">Doneu, per començar, la vostra resposta final </w:t>
+        <w:t xml:space="preserve">Explicació </w:t>
       </w:r>
       <w:r>
         <w:rPr>
-          <w:rFonts w:asciiTheme="majorHAnsi" w:hAnsiTheme="majorHAnsi" w:cstheme="majorHAnsi"/>
+          <w:rFonts w:ascii="Arial Nova" w:hAnsi="Arial Nova"/>
+          <w:sz w:val="24"/>
+          <w:szCs w:val="24"/>
         </w:rPr>
-        <w:t>sobre què s’amaga dins l’ampolla.</w:t>
+        <w:t>de les diferents etapes del procés.</w:t>
+      </w:r>
+      <w:r>
+        <w:rPr>
+          <w:rFonts w:ascii="Arial Nova" w:hAnsi="Arial Nova"/>
+          <w:sz w:val="24"/>
+          <w:szCs w:val="24"/>
+        </w:rPr>
+        <w:t xml:space="preserve"> </w:t>
+      </w:r>
+      <w:r>
+        <w:rPr>
+          <w:rFonts w:ascii="Arial Nova" w:hAnsi="Arial Nova"/>
+          <w:sz w:val="24"/>
+          <w:szCs w:val="24"/>
+        </w:rPr>
+        <w:t>Expliqueu-les utilitzant el vocabulari concret.</w:t>
+      </w:r>
+      <w:r>
+        <w:rPr>
+          <w:rFonts w:ascii="Arial Nova" w:hAnsi="Arial Nova"/>
+          <w:sz w:val="24"/>
+          <w:szCs w:val="24"/>
+        </w:rPr>
+        <w:t xml:space="preserve"> </w:t>
+      </w:r>
+      <w:r>
+        <w:rPr>
+          <w:rFonts w:ascii="Arial Nova" w:hAnsi="Arial Nova"/>
+          <w:sz w:val="24"/>
+          <w:szCs w:val="24"/>
+          <w:highlight w:val="lightGray"/>
+        </w:rPr>
+        <w:t>Subratlleu el vocabulari específic quan l’utilitzeu</w:t>
+      </w:r>
+      <w:r>
+        <w:rPr>
+          <w:rFonts w:ascii="Arial Nova" w:hAnsi="Arial Nova"/>
+          <w:sz w:val="24"/>
+          <w:szCs w:val="24"/>
+        </w:rPr>
+        <w:t>.</w:t>
       </w:r>
     </w:p>
     <w:p>
@@ -177,94 +129,48 @@
           <w:numId w:val="8"/>
         </w:numPr>
         <w:rPr>
-          <w:rFonts w:ascii="Ink Free" w:hAnsi="Ink Free"/>
-          <w:b/>
-          <w:bCs/>
+          <w:rFonts w:asciiTheme="majorHAnsi" w:hAnsiTheme="majorHAnsi" w:cstheme="majorHAnsi"/>
         </w:rPr>
       </w:pPr>
       <w:r>
         <w:rPr>
-          <w:rFonts w:ascii="Ink Free" w:hAnsi="Ink Free"/>
-          <w:b/>
-          <w:bCs/>
+          <w:rFonts w:ascii="Arial Nova" w:hAnsi="Arial Nova"/>
+          <w:sz w:val="24"/>
+          <w:szCs w:val="24"/>
         </w:rPr>
-        <w:t>Validació de la resposta a partir de l’experiment sistemàtic.</w:t>
+        <w:t>Justificació</w:t>
       </w:r>
-    </w:p>
-    <w:p>
-      <w:pPr>
-        <w:pStyle w:val="ListParagraph"/>
-        <w:rPr>
-          <w:rFonts w:asciiTheme="majorHAnsi" w:hAnsiTheme="majorHAnsi" w:cstheme="majorHAnsi"/>
-        </w:rPr>
-      </w:pPr>
       <w:r>
         <w:rPr>
-          <w:rFonts w:asciiTheme="majorHAnsi" w:hAnsiTheme="majorHAnsi" w:cstheme="majorHAnsi"/>
+          <w:rFonts w:ascii="Arial Nova" w:hAnsi="Arial Nova"/>
+          <w:sz w:val="24"/>
+          <w:szCs w:val="24"/>
+        </w:rPr>
+        <w:t xml:space="preserve"> de la resposta a partir de l’experiment sistemàtic.</w:t>
+      </w:r>
+      <w:r>
+        <w:rPr>
+          <w:rFonts w:ascii="Arial Nova" w:hAnsi="Arial Nova"/>
+          <w:sz w:val="24"/>
+          <w:szCs w:val="24"/>
+        </w:rPr>
+        <w:t xml:space="preserve"> </w:t>
+      </w:r>
+      <w:r>
+        <w:rPr>
+          <w:rFonts w:ascii="Arial Nova" w:hAnsi="Arial Nova" w:cstheme="majorHAnsi"/>
+          <w:sz w:val="24"/>
+          <w:szCs w:val="24"/>
         </w:rPr>
         <w:t xml:space="preserve">Expliqueu en què us baseu per a donar </w:t>
       </w:r>
       <w:r>
         <w:rPr>
-          <w:rFonts w:asciiTheme="majorHAnsi" w:hAnsiTheme="majorHAnsi" w:cstheme="majorHAnsi"/>
+          <w:rFonts w:ascii="Arial Nova" w:hAnsi="Arial Nova" w:cstheme="majorHAnsi"/>
+          <w:sz w:val="24"/>
+          <w:szCs w:val="24"/>
         </w:rPr>
         <w:t>la resposta anterior. Quin procés heu seguit, quins resultats heu obtingut i com de segurs n’esteu?</w:t>
-      </w:r>
-    </w:p>
-    <w:p>
-      <w:pPr>
-        <w:pStyle w:val="ListParagraph"/>
-        <w:numPr>
-          <w:ilvl w:val="0"/>
-          <w:numId w:val="8"/>
-        </w:numPr>
-        <w:rPr>
-          <w:rFonts w:ascii="Ink Free" w:hAnsi="Ink Free"/>
-          <w:b/>
-          <w:bCs/>
-        </w:rPr>
-      </w:pPr>
-      <w:r>
-        <w:rPr>
-          <w:rFonts w:ascii="Ink Free" w:hAnsi="Ink Free"/>
-          <w:b/>
-          <w:bCs/>
-        </w:rPr>
-        <w:t xml:space="preserve">Qüestions que queden pendents </w:t>
-      </w:r>
-      <w:r>
-        <w:rPr>
-          <w:rFonts w:ascii="Ink Free" w:hAnsi="Ink Free"/>
-          <w:b/>
-          <w:bCs/>
-        </w:rPr>
-        <w:t>sobre hipòtesis que no hem sabut validar.</w:t>
-      </w:r>
-    </w:p>
-    <w:p>
-      <w:pPr>
-        <w:pStyle w:val="ListParagraph"/>
-        <w:rPr>
-          <w:rFonts w:asciiTheme="majorHAnsi" w:hAnsiTheme="majorHAnsi" w:cstheme="majorHAnsi"/>
-        </w:rPr>
-      </w:pPr>
-      <w:r>
-        <w:rPr>
-          <w:rFonts w:asciiTheme="majorHAnsi" w:hAnsiTheme="majorHAnsi" w:cstheme="majorHAnsi"/>
-        </w:rPr>
-        <w:t xml:space="preserve">Segurament hi haurà algun detall sobre el contingut de l’ampolla </w:t>
-      </w:r>
-      <w:r>
-        <w:rPr>
-          <w:rFonts w:asciiTheme="majorHAnsi" w:hAnsiTheme="majorHAnsi" w:cstheme="majorHAnsi"/>
-        </w:rPr>
-        <w:t>(o més enllà) que encara no esteu segurs. Mencioneu, si poguéssim continuar l’experiment, qu</w:t>
-      </w:r>
-      <w:r>
-        <w:rPr>
-          <w:rFonts w:asciiTheme="majorHAnsi" w:hAnsiTheme="majorHAnsi" w:cstheme="majorHAnsi"/>
-        </w:rPr>
-        <w:t>ines serien les futures qüestions.</w:t>
       </w:r>
     </w:p>
     <w:p>
@@ -294,10 +200,10 @@
           <w:noProof/>
         </w:rPr>
         <w:drawing>
-          <wp:inline distT="0" distB="0" distL="0" distR="0" wp14:anchorId="57DFFB3E" wp14:editId="11F71ECE">
-            <wp:extent cx="6343650" cy="3978239"/>
-            <wp:effectExtent l="0" t="0" r="0" b="3810"/>
-            <wp:docPr id="49415784" name="Picture 1"/>
+          <wp:inline distT="0" distB="0" distL="0" distR="0" wp14:anchorId="619C83BE" wp14:editId="75360E49">
+            <wp:extent cx="6246495" cy="6685280"/>
+            <wp:effectExtent l="0" t="0" r="1905" b="1270"/>
+            <wp:docPr id="1692078078" name="Picture 1"/>
             <wp:cNvGraphicFramePr>
               <a:graphicFrameLocks xmlns:a="http://schemas.openxmlformats.org/drawingml/2006/main" noChangeAspect="1"/>
             </wp:cNvGraphicFramePr>
@@ -311,8 +217,7 @@
                     </pic:cNvPicPr>
                   </pic:nvPicPr>
                   <pic:blipFill>
-                    <a:blip r:embed="rId8">
-                      <a:alphaModFix amt="85000"/>
+                    <a:blip r:embed="rId8" cstate="print">
                       <a:extLst>
                         <a:ext uri="{28A0092B-C50C-407E-A947-70E740481C1C}">
                           <a14:useLocalDpi xmlns:a14="http://schemas.microsoft.com/office/drawing/2010/main" val="0"/>
@@ -327,7 +232,7 @@
                   <pic:spPr bwMode="auto">
                     <a:xfrm>
                       <a:off x="0" y="0"/>
-                      <a:ext cx="6359782" cy="3988356"/>
+                      <a:ext cx="6246495" cy="6685280"/>
                     </a:xfrm>
                     <a:prstGeom prst="rect">
                       <a:avLst/>
@@ -370,7 +275,7 @@
         </w:rPr>
         <w:lastRenderedPageBreak/>
         <w:drawing>
-          <wp:inline distT="0" distB="0" distL="0" distR="0" wp14:anchorId="20728F96" wp14:editId="506574B7">
+          <wp:inline distT="0" distB="0" distL="0" distR="0" wp14:anchorId="20728F96" wp14:editId="6615DC95">
             <wp:extent cx="6245860" cy="8752205"/>
             <wp:effectExtent l="0" t="0" r="2540" b="0"/>
             <wp:docPr id="2050920783" name="Picture 2"/>

--- a/REI-Recogida-de-datos/05 - Fase 3 - Informe final.docx
+++ b/REI-Recogida-de-datos/05 - Fase 3 - Informe final.docx
@@ -200,7 +200,7 @@
           <w:noProof/>
         </w:rPr>
         <w:drawing>
-          <wp:inline distT="0" distB="0" distL="0" distR="0" wp14:anchorId="619C83BE" wp14:editId="75360E49">
+          <wp:inline distT="0" distB="0" distL="0" distR="0" wp14:anchorId="619C83BE" wp14:editId="6363F25E">
             <wp:extent cx="6246495" cy="6685280"/>
             <wp:effectExtent l="0" t="0" r="1905" b="1270"/>
             <wp:docPr id="1692078078" name="Picture 1"/>
@@ -275,7 +275,7 @@
         </w:rPr>
         <w:lastRenderedPageBreak/>
         <w:drawing>
-          <wp:inline distT="0" distB="0" distL="0" distR="0" wp14:anchorId="20728F96" wp14:editId="6615DC95">
+          <wp:inline distT="0" distB="0" distL="0" distR="0" wp14:anchorId="20728F96" wp14:editId="6D760327">
             <wp:extent cx="6245860" cy="8752205"/>
             <wp:effectExtent l="0" t="0" r="2540" b="0"/>
             <wp:docPr id="2050920783" name="Picture 2"/>
@@ -491,6 +491,90 @@
         <w:color w:val="000000"/>
       </w:rPr>
     </w:pPr>
+    <w:r>
+      <w:rPr>
+        <w:noProof/>
+      </w:rPr>
+      <w:drawing>
+        <wp:anchor distT="0" distB="0" distL="114300" distR="114300" simplePos="0" relativeHeight="251668480" behindDoc="0" locked="0" layoutInCell="1" allowOverlap="1" wp14:anchorId="1700972C" wp14:editId="31E9B29D">
+          <wp:simplePos x="0" y="0"/>
+          <wp:positionH relativeFrom="column">
+            <wp:posOffset>186856</wp:posOffset>
+          </wp:positionH>
+          <wp:positionV relativeFrom="paragraph">
+            <wp:posOffset>11155</wp:posOffset>
+          </wp:positionV>
+          <wp:extent cx="1819324" cy="484086"/>
+          <wp:effectExtent l="0" t="0" r="0" b="0"/>
+          <wp:wrapNone/>
+          <wp:docPr id="616438139" name="Picture 2" descr="A grey square with white text&#10;&#10;AI-generated content may be incorrect.">
+            <a:extLst xmlns:a="http://schemas.openxmlformats.org/drawingml/2006/main">
+              <a:ext uri="{FF2B5EF4-FFF2-40B4-BE49-F238E27FC236}">
+                <a16:creationId xmlns:a16="http://schemas.microsoft.com/office/drawing/2014/main" id="{2ADF4236-C311-988C-1EAF-F33444BF8989}"/>
+              </a:ext>
+            </a:extLst>
+          </wp:docPr>
+          <wp:cNvGraphicFramePr>
+            <a:graphicFrameLocks xmlns:a="http://schemas.openxmlformats.org/drawingml/2006/main" noChangeAspect="1"/>
+          </wp:cNvGraphicFramePr>
+          <a:graphic xmlns:a="http://schemas.openxmlformats.org/drawingml/2006/main">
+            <a:graphicData uri="http://schemas.openxmlformats.org/drawingml/2006/picture">
+              <pic:pic xmlns:pic="http://schemas.openxmlformats.org/drawingml/2006/picture">
+                <pic:nvPicPr>
+                  <pic:cNvPr id="1026" name="Picture 2" descr="A grey square with white text&#10;&#10;AI-generated content may be incorrect.">
+                    <a:extLst>
+                      <a:ext uri="{FF2B5EF4-FFF2-40B4-BE49-F238E27FC236}">
+                        <a16:creationId xmlns:a16="http://schemas.microsoft.com/office/drawing/2014/main" id="{2ADF4236-C311-988C-1EAF-F33444BF8989}"/>
+                      </a:ext>
+                    </a:extLst>
+                  </pic:cNvPr>
+                  <pic:cNvPicPr>
+                    <a:picLocks noChangeAspect="1"/>
+                  </pic:cNvPicPr>
+                </pic:nvPicPr>
+                <pic:blipFill rotWithShape="1">
+                  <a:blip r:embed="rId1">
+                    <a:extLst>
+                      <a:ext uri="{28A0092B-C50C-407E-A947-70E740481C1C}">
+                        <a14:useLocalDpi xmlns:a14="http://schemas.microsoft.com/office/drawing/2010/main" val="0"/>
+                      </a:ext>
+                    </a:extLst>
+                  </a:blip>
+                  <a:srcRect r="18171" b="16231"/>
+                  <a:stretch>
+                    <a:fillRect/>
+                  </a:stretch>
+                </pic:blipFill>
+                <pic:spPr bwMode="auto">
+                  <a:xfrm>
+                    <a:off x="0" y="0"/>
+                    <a:ext cx="1826359" cy="485958"/>
+                  </a:xfrm>
+                  <a:prstGeom prst="rect">
+                    <a:avLst/>
+                  </a:prstGeom>
+                  <a:noFill/>
+                  <a:ln>
+                    <a:noFill/>
+                  </a:ln>
+                  <a:extLst>
+                    <a:ext uri="{53640926-AAD7-44D8-BBD7-CCE9431645EC}">
+                      <a14:shadowObscured xmlns:a14="http://schemas.microsoft.com/office/drawing/2010/main"/>
+                    </a:ext>
+                  </a:extLst>
+                </pic:spPr>
+              </pic:pic>
+            </a:graphicData>
+          </a:graphic>
+          <wp14:sizeRelH relativeFrom="margin">
+            <wp14:pctWidth>0</wp14:pctWidth>
+          </wp14:sizeRelH>
+          <wp14:sizeRelV relativeFrom="margin">
+            <wp14:pctHeight>0</wp14:pctHeight>
+          </wp14:sizeRelV>
+        </wp:anchor>
+      </w:drawing>
+    </w:r>
   </w:p>
 </w:ftr>
 </file>
@@ -620,7 +704,7 @@
         </w14:textOutline>
       </w:rPr>
       <w:drawing>
-        <wp:anchor distT="0" distB="0" distL="114300" distR="114300" simplePos="0" relativeHeight="251666432" behindDoc="0" locked="0" layoutInCell="1" allowOverlap="1" wp14:anchorId="22AD5789" wp14:editId="149408E2">
+        <wp:anchor distT="0" distB="0" distL="114300" distR="114300" simplePos="0" relativeHeight="251666432" behindDoc="0" locked="0" layoutInCell="1" allowOverlap="1" wp14:anchorId="22AD5789" wp14:editId="22F9A797">
           <wp:simplePos x="0" y="0"/>
           <wp:positionH relativeFrom="margin">
             <wp:posOffset>2211705</wp:posOffset>
